--- a/zaini_case_audit_output/outputs/word/documents/068_طلب النقض من المحكمة العليا على صك حكم نهائي ضد الشيخ اسامة زيني ـ 42824717 - 25.docx
+++ b/zaini_case_audit_output/outputs/word/documents/068_طلب النقض من المحكمة العليا على صك حكم نهائي ضد الشيخ اسامة زيني ـ 42824717 - 25.docx
@@ -53,6 +53,20 @@
         <w:t>[مخرج آلي / Script Output - سماوي]  [مخرج آلي يحتاج مراجعة بشرية - وردي]</w:t>
       </w:r>
     </w:p>
+    <w:p>
+      <w:pPr>
+        <w:jc w:val="right"/>
+        <w:bidi/>
+      </w:pPr>
+      <w:r>
+        <w:rPr>
+          <w:b w:val="0"/>
+          <w:i/>
+          <w:color w:val="C00000"/>
+        </w:rPr>
+        <w:t>[نص ممسوح OCR صُحِّح ترتيبه آلياً — قد يحتوي أخطاء طفيفة]</w:t>
+      </w:r>
+    </w:p>
     <w:p/>
     <w:p>
       <w:pPr>
@@ -64,7 +78,7 @@
           <w:b w:val="0"/>
           <w:i w:val="0"/>
         </w:rPr>
-        <w:t>ﻲﻨﻳز سﺎﺒﻋ ﻦﺑ ﺪﻤﺣا ﻦﺑ ﮫﻣﺎﺳأ [العنوان مكرر مرات عديدة في رأس كل صفحة]</w:t>
+        <w:t>[ةحفص لك سأر يف ةديدع تارم رركم ناونعلا] أسامھ بن احمد بن عباس زيني</w:t>
       </w:r>
     </w:p>
     <w:p>

--- a/zaini_case_audit_output/outputs/word/documents/068_طلب النقض من المحكمة العليا على صك حكم نهائي ضد الشيخ اسامة زيني ـ 42824717 - 25.docx
+++ b/zaini_case_audit_output/outputs/word/documents/068_طلب النقض من المحكمة العليا على صك حكم نهائي ضد الشيخ اسامة زيني ـ 42824717 - 25.docx
@@ -78,7 +78,7 @@
           <w:b w:val="0"/>
           <w:i w:val="0"/>
         </w:rPr>
-        <w:t>[ةحفص لك سأر يف ةديدع تارم رركم ناونعلا] أسامھ بن احمد بن عباس زيني</w:t>
+        <w:t>ينيز سابع نب دمحا نب ھماسأ [العنوان مكرر مرات عديدة في رأس كل صفحة]</w:t>
       </w:r>
     </w:p>
     <w:p>
@@ -91,7 +91,7 @@
           <w:b w:val="0"/>
           <w:i w:val="0"/>
         </w:rPr>
-        <w:t>الممسوحة ضوئيا بـ CamScanner</w:t>
+        <w:t>CamScanner ـب ايئوض ةحوسمملا</w:t>
       </w:r>
     </w:p>
     <w:p>
@@ -104,7 +104,7 @@
           <w:b w:val="0"/>
           <w:i w:val="0"/>
         </w:rPr>
-        <w:t>[ملاحظة المعالجة: ملف PDF ممسوح ضوئيا بـ CamScanner، حجمه نحو 4.45 ميجابايت، ومعظم النص المستخرج عبارة عن عنوان "أسامة بن احمد بن عباس زيني" مكرر بترميز عربي معكوس عبر صفحات عديدة، مع عبارة "الممسوحة ضوئيا بـ CamScanner". الجزء ذو المحتوى الفعلي القابل للقراءة في نهاية المستند هو وثيقة وكالة إلكترونية صادرة عن وزارة العدل، نصها كالتالي:]</w:t>
+        <w:t>[:يلاتلاك اهصن ،لدعلا ةرازو نع ةرداص ةينورتكلإ ةلاكو ةقيثو وه دنتسملا ةياهن يف ةءارقلل لباقلا يلعفلا ىوتحملا وذ ءزجلا ."CamScanner ـب ايئوض ةحوسمملا" ةرابع عم ،ةديدع تاحفص ربع سوكعم يبرع زيمرتب رركم "ينيز سابع نب دمحا نب ةماسأ" ناونع نع ةرابع جرختسملا صنلا مظعمو ،تياباجيم 4.45 وحن همجح ،CamScanner ـب ايئوض حوسمم PDF فلم :ةجلاعملا ةظحالم]</w:t>
       </w:r>
     </w:p>
     <w:p>
@@ -117,7 +117,7 @@
           <w:b w:val="0"/>
           <w:i w:val="0"/>
         </w:rPr>
-        <w:t>صدرت هذه الوثيقة من النظام الإلكتروني وخدمات التوثيق، ويمكن التحقق من صحة الوثيقة عبر الخدمات الإلكترونية لوزارة العدل.</w:t>
+        <w:t>.لدعلا ةرازول ةينورتكلإلا تامدخلا ربع ةقيثولا ةحص نم ققحتلا نكميو ،قيثوتلا تامدخو ينورتكلإلا ماظنلا نم ةقيثولا هذه تردص</w:t>
       </w:r>
     </w:p>
     <w:p>
@@ -130,7 +130,7 @@
           <w:b w:val="0"/>
           <w:i w:val="0"/>
         </w:rPr>
-        <w:t>الأطراف:</w:t>
+        <w:t>:فارطألا</w:t>
         <w:br/>
         <w:t>\# الطرف / الاسم / الجنسية / نوع الهوية / رقم الهوية / الصفة</w:t>
         <w:br/>
@@ -149,7 +149,7 @@
           <w:b w:val="0"/>
           <w:i w:val="0"/>
         </w:rPr>
-        <w:t>النطاق والبنود والصلاحيات (الوكالة): يحق للوكيل توكيل الغير - مراجعة جميع الجهات ذات العلاقة وإنهاء جميع الإجراءات اللازمة والتوقيع فيما يتطلب ذلك - الاستلام والتسليم - الإقرار - الإنكار - الصلح - التنازل - الإبراء - طلب اليمين وردها والامتناع عنها - إحضار الشهود والبينات والطعن فيها - الإجابة وجرح المطالبات والمحاكم - المطالبة وإقامة الدعاوى - المرافعة والمدافعة - سماع الدعاوى والرد عليها - الطعن باقتراح المطالبة - تعيين الخبراء والمحكمين - طلب التحكيم - طلب الحجز والتنفيذ - مراجعة دوائر الحجز والتنفيذ - طلب المنع من السفر ورفعه - إنكار الخطوط والأختام والتواقيع - الطعن بالتزوير - التعديل - التماس إعادة النظر - الاعتراض على الأحكام وطلب الاستئناف - قبول الأحكام ونفاذها - المطالبة بتنفيذ الأحكام - طلب تطبيق المادة 230 من نظام المرافعات الشرعية - استلام صكوك الأحكام - طلب التقاضي - طلب الإدخال والتداخل - طلب تطبيق المادتين 231 و232 من نظام المرافعات الشرعية - مراجعة جميع المحاكم ولجان فض المنازعات المالية والمصرفية واللجان العمالية واللجان الطبية الشرعية والمحاكم الإدارية (ديوان المظالم) والنيابة العامة ولجان الفصل في المنازعات والمخالفات التأمينية - طلب نقض - طلب إحالة الدعوى - مراجعة وزارة العدل والداخلية والخارجية والتجارة وفروعها - مراجعة المباحث الجنائية والإدارية وإدارة تنفيذ الأحكام الحقوقية والإمارة - مراجعة المجلس الأعلى للقضاء - مراجعة النيابة العامة ووزارة الاستثمار - مراجعة مؤسسة النقد العربي السعودي - مراجعة البنوك.</w:t>
+        <w:t>.كونبلا ةعجارم - يدوعسلا يبرعلا دقنلا ةسسؤم ةعجارم - رامثتسالا ةرازوو ةماعلا ةباينلا ةعجارم - ءاضقلل ىلعألا سلجملا ةعجارم - ةرامإلاو ةيقوقحلا ماكحألا ذيفنت ةرادإو ةيرادإلاو ةيئانجلا ثحابملا ةعجارم - اهعورفو ةراجتلاو ةيجراخلاو ةيلخادلاو لدعلا ةرازو ةعجارم - ىوعدلا ةلاحإ بلط - ضقن بلط - ةينيمأتلا تافلاخملاو تاعزانملا يف لصفلا ناجلو ةماعلا ةباينلاو (ملاظملا ناويد) ةيرادإلا مكاحملاو ةيعرشلا ةيبطلا ناجللاو ةيلامعلا ناجللاو ةيفرصملاو ةيلاملا تاعزانملا ضف ناجلو مكاحملا عيمج ةعجارم - ةيعرشلا تاعفارملا ماظن نم 232و 231 نيتداملا قيبطت بلط - لخادتلاو لاخدإلا بلط - يضاقتلا بلط - ماكحألا كوكص مالتسا - ةيعرشلا تاعفارملا ماظن نم 230 ةداملا قيبطت بلط - ماكحألا ذيفنتب ةبلاطملا - اهذافنو ماكحألا لوبق - فانئتسالا بلطو ماكحألا ىلع ضارتعالا - رظنلا ةداعإ سامتلا - ليدعتلا - ريوزتلاب نعطلا - عيقاوتلاو ماتخألاو طوطخلا راكنإ - هعفرو رفسلا نم عنملا بلط - ذيفنتلاو زجحلا رئاود ةعجارم - ذيفنتلاو زجحلا بلط - ميكحتلا بلط - نيمكحملاو ءاربخلا نييعت - ةبلاطملا حارتقاب نعطلا - اهيلع درلاو ىواعدلا عامس - ةعفادملاو ةعفارملا - ىواعدلا ةماقإو ةبلاطملا - مكاحملاو تابلاطملا حرجو ةباجإلا - اهيف نعطلاو تانيبلاو دوهشلا راضحإ - اهنع عانتمالاو اهدرو نيميلا بلط - ءاربإلا - لزانتلا - حلصلا - راكنإلا - رارقإلا - ميلستلاو مالتسالا - كلذ بلطتي اميف عيقوتلاو ةمزاللا تاءارجإلا عيمج ءاهنإو ةقالعلا تاذ تاهجلا عيمج ةعجارم - ريغلا ليكوت ليكولل قحي :(ةلاكولا) تايحالصلاو دونبلاو قاطنلا</w:t>
       </w:r>
     </w:p>
     <w:p>
@@ -162,15 +162,15 @@
           <w:b w:val="0"/>
           <w:i w:val="0"/>
         </w:rPr>
-        <w:t>تاريخ إصدار الوكالة: 1445/03/20هـ | 2023/10/05م - رقم الوكالة: 451560570</w:t>
+        <w:t>451560570 :ةلاكولا مقر - م2023/10/05 | ـه1445/03/20 :ةلاكولا رادصإ خيرات</w:t>
         <w:br/>
         <w:t>تاريخ إنهاء الوكالة: 1446/03/20هـ | 2024/09/23م</w:t>
         <w:br/>
-        <w:t>حالة الوكالة: معتمدة</w:t>
+        <w:t>ةدمتعم :ةلاكولا ةلاح</w:t>
         <w:br/>
-        <w:t>مصدر الوكالة: خدمات الوكالات الإلكترونية</w:t>
+        <w:t>ةينورتكلإلا تالاكولا تامدخ :ةلاكولا ردصم</w:t>
         <w:br/>
-        <w:t>المملكة العربية السعودية - وزارة العدل - وثيقة وكالة</w:t>
+        <w:t>ةلاكو ةقيثو - لدعلا ةرازو - ةيدوعسلا ةيبرعلا ةكلمملا</w:t>
       </w:r>
     </w:p>
     <w:p>
@@ -183,7 +183,7 @@
           <w:b w:val="0"/>
           <w:i w:val="0"/>
         </w:rPr>
-        <w:t>[انتهى المحتوى القابل للقراءة. باقي المستند تكرار للعنوان بالترميز المعكوس وعبارة CamScanner.]</w:t>
+        <w:t>[CamScanner. ةرابعو سوكعملا زيمرتلاب ناونعلل راركت دنتسملا يقاب .ةءارقلل لباقلا ىوتحملا ىهتنا]</w:t>
       </w:r>
     </w:p>
     <w:sectPr>

--- a/zaini_case_audit_output/outputs/word/documents/068_طلب النقض من المحكمة العليا على صك حكم نهائي ضد الشيخ اسامة زيني ـ 42824717 - 25.docx
+++ b/zaini_case_audit_output/outputs/word/documents/068_طلب النقض من المحكمة العليا على صك حكم نهائي ضد الشيخ اسامة زيني ـ 42824717 - 25.docx
@@ -70,27 +70,25 @@
     <w:p/>
     <w:p>
       <w:pPr>
+        <w:pStyle w:val="Heading2"/>
         <w:jc w:val="right"/>
         <w:bidi/>
       </w:pPr>
       <w:r>
-        <w:rPr>
-          <w:b w:val="0"/>
-          <w:i w:val="0"/>
-        </w:rPr>
+        <w:t>[بيانات الأطراف: المدعي / المدعى عليه / الحاضرون] ===</w:t>
+        <w:br/>
         <w:t>ينيز سابع نب دمحا نب ھماسأ [العنوان مكرر مرات عديدة في رأس كل صفحة]</w:t>
       </w:r>
     </w:p>
     <w:p>
       <w:pPr>
+        <w:pStyle w:val="Heading2"/>
         <w:jc w:val="right"/>
         <w:bidi/>
       </w:pPr>
       <w:r>
-        <w:rPr>
-          <w:b w:val="0"/>
-          <w:i w:val="0"/>
-        </w:rPr>
+        <w:t>[نص الضبط / الحكم — المتن الفعلي] ===</w:t>
+        <w:br/>
         <w:t>CamScanner ـب ايئوض ةحوسمملا</w:t>
       </w:r>
     </w:p>
@@ -131,8 +129,28 @@
           <w:i w:val="0"/>
         </w:rPr>
         <w:t>:فارطألا</w:t>
+      </w:r>
+    </w:p>
+    <w:p>
+      <w:pPr>
+        <w:pStyle w:val="Heading2"/>
+        <w:jc w:val="right"/>
+        <w:bidi/>
+      </w:pPr>
+      <w:r>
+        <w:t>[بيانات الأطراف: المدعي / المدعى عليه / الحاضرون] ===</w:t>
         <w:br/>
         <w:t>\# الطرف / الاسم / الجنسية / نوع الهوية / رقم الهوية / الصفة</w:t>
+      </w:r>
+    </w:p>
+    <w:p>
+      <w:pPr>
+        <w:pStyle w:val="Heading2"/>
+        <w:jc w:val="right"/>
+        <w:bidi/>
+      </w:pPr>
+      <w:r>
+        <w:t>[نص الضبط / الحكم — المتن الفعلي] ===</w:t>
         <w:br/>
         <w:t>1 - الموكل: أسامة بن احمد بن عباس زيني، سعودي، رقم هوية 1008017301، أصالة عن نفسه.</w:t>
         <w:br/>
@@ -163,8 +181,28 @@
           <w:i w:val="0"/>
         </w:rPr>
         <w:t>451560570 :ةلاكولا مقر - م2023/10/05 | ـه1445/03/20 :ةلاكولا رادصإ خيرات</w:t>
+      </w:r>
+    </w:p>
+    <w:p>
+      <w:pPr>
+        <w:pStyle w:val="Heading2"/>
+        <w:jc w:val="right"/>
+        <w:bidi/>
+      </w:pPr>
+      <w:r>
+        <w:t>[بيانات الأطراف: المدعي / المدعى عليه / الحاضرون] ===</w:t>
         <w:br/>
         <w:t>تاريخ إنهاء الوكالة: 1446/03/20هـ | 2024/09/23م</w:t>
+      </w:r>
+    </w:p>
+    <w:p>
+      <w:pPr>
+        <w:pStyle w:val="Heading2"/>
+        <w:jc w:val="right"/>
+        <w:bidi/>
+      </w:pPr>
+      <w:r>
+        <w:t>[نص الضبط / الحكم — المتن الفعلي] ===</w:t>
         <w:br/>
         <w:t>ةدمتعم :ةلاكولا ةلاح</w:t>
         <w:br/>

--- a/zaini_case_audit_output/outputs/word/documents/068_طلب النقض من المحكمة العليا على صك حكم نهائي ضد الشيخ اسامة زيني ـ 42824717 - 25.docx
+++ b/zaini_case_audit_output/outputs/word/documents/068_طلب النقض من المحكمة العليا على صك حكم نهائي ضد الشيخ اسامة زيني ـ 42824717 - 25.docx
@@ -207,20 +207,29 @@
         <w:t>ةدمتعم :ةلاكولا ةلاح</w:t>
         <w:br/>
         <w:t>ةينورتكلإلا تالاكولا تامدخ :ةلاكولا ردصم</w:t>
-        <w:br/>
-        <w:t>ةلاكو ةقيثو - لدعلا ةرازو - ةيدوعسلا ةيبرعلا ةكلمملا</w:t>
       </w:r>
     </w:p>
     <w:p>
       <w:pPr>
+        <w:pStyle w:val="Heading2"/>
         <w:jc w:val="right"/>
         <w:bidi/>
       </w:pPr>
       <w:r>
-        <w:rPr>
-          <w:b w:val="0"/>
-          <w:i w:val="0"/>
-        </w:rPr>
+        <w:t>[بيانات الأطراف: المدعي / المدعى عليه / الحاضرون] ===</w:t>
+        <w:br/>
+        <w:t>المملكة العربية السعودية - وزارة العدل - وثيقة وكالة</w:t>
+      </w:r>
+    </w:p>
+    <w:p>
+      <w:pPr>
+        <w:pStyle w:val="Heading2"/>
+        <w:jc w:val="right"/>
+        <w:bidi/>
+      </w:pPr>
+      <w:r>
+        <w:t>[نص الضبط / الحكم — المتن الفعلي] ===</w:t>
+        <w:br/>
         <w:t>[CamScanner. ةرابعو سوكعملا زيمرتلاب ناونعلل راركت دنتسملا يقاب .ةءارقلل لباقلا ىوتحملا ىهتنا]</w:t>
       </w:r>
     </w:p>

--- a/zaini_case_audit_output/outputs/word/documents/068_طلب النقض من المحكمة العليا على صك حكم نهائي ضد الشيخ اسامة زيني ـ 42824717 - 25.docx
+++ b/zaini_case_audit_output/outputs/word/documents/068_طلب النقض من المحكمة العليا على صك حكم نهائي ضد الشيخ اسامة زيني ـ 42824717 - 25.docx
@@ -87,7 +87,7 @@
         <w:bidi/>
       </w:pPr>
       <w:r>
-        <w:t>[نص الضبط / الحكم — المتن الفعلي] ===</w:t>
+        <w:t>[المتن الفعلي: الوقائع / الأسباب / المنطوق] ===</w:t>
         <w:br/>
         <w:t>CamScanner ـب ايئوض ةحوسمملا</w:t>
       </w:r>
@@ -150,7 +150,7 @@
         <w:bidi/>
       </w:pPr>
       <w:r>
-        <w:t>[نص الضبط / الحكم — المتن الفعلي] ===</w:t>
+        <w:t>[المتن الفعلي: الوقائع / الأسباب / المنطوق] ===</w:t>
         <w:br/>
         <w:t>1 - الموكل: أسامة بن احمد بن عباس زيني، سعودي، رقم هوية 1008017301، أصالة عن نفسه.</w:t>
         <w:br/>
@@ -202,7 +202,7 @@
         <w:bidi/>
       </w:pPr>
       <w:r>
-        <w:t>[نص الضبط / الحكم — المتن الفعلي] ===</w:t>
+        <w:t>[المتن الفعلي: الوقائع / الأسباب / المنطوق] ===</w:t>
         <w:br/>
         <w:t>ةدمتعم :ةلاكولا ةلاح</w:t>
         <w:br/>
@@ -228,7 +228,7 @@
         <w:bidi/>
       </w:pPr>
       <w:r>
-        <w:t>[نص الضبط / الحكم — المتن الفعلي] ===</w:t>
+        <w:t>[المتن الفعلي: الوقائع / الأسباب / المنطوق] ===</w:t>
         <w:br/>
         <w:t>[CamScanner. ةرابعو سوكعملا زيمرتلاب ناونعلل راركت دنتسملا يقاب .ةءارقلل لباقلا ىوتحملا ىهتنا]</w:t>
       </w:r>

--- a/zaini_case_audit_output/outputs/word/documents/068_طلب النقض من المحكمة العليا على صك حكم نهائي ضد الشيخ اسامة زيني ـ 42824717 - 25.docx
+++ b/zaini_case_audit_output/outputs/word/documents/068_طلب النقض من المحكمة العليا على صك حكم نهائي ضد الشيخ اسامة زيني ـ 42824717 - 25.docx
@@ -75,21 +75,9 @@
         <w:bidi/>
       </w:pPr>
       <w:r>
-        <w:t>[بيانات الأطراف: المدعي / المدعى عليه / الحاضرون] ===</w:t>
-        <w:br/>
-        <w:t>ينيز سابع نب دمحا نب ھماسأ [العنوان مكرر مرات عديدة في رأس كل صفحة]</w:t>
-      </w:r>
-    </w:p>
-    <w:p>
-      <w:pPr>
-        <w:pStyle w:val="Heading2"/>
-        <w:jc w:val="right"/>
-        <w:bidi/>
-      </w:pPr>
-      <w:r>
         <w:t>[المتن الفعلي: الوقائع / الأسباب / المنطوق] ===</w:t>
         <w:br/>
-        <w:t>CamScanner ـب ايئوض ةحوسمملا</w:t>
+        <w:t>[ةحفص لك سأر يف ةديدع تارم رركم ناونعلا] أسامھ بن احمد بن عباس زيني</w:t>
       </w:r>
     </w:p>
     <w:p>
@@ -102,7 +90,7 @@
           <w:b w:val="0"/>
           <w:i w:val="0"/>
         </w:rPr>
-        <w:t>[:يلاتلاك اهصن ،لدعلا ةرازو نع ةرداص ةينورتكلإ ةلاكو ةقيثو وه دنتسملا ةياهن يف ةءارقلل لباقلا يلعفلا ىوتحملا وذ ءزجلا ."CamScanner ـب ايئوض ةحوسمملا" ةرابع عم ،ةديدع تاحفص ربع سوكعم يبرع زيمرتب رركم "ينيز سابع نب دمحا نب ةماسأ" ناونع نع ةرابع جرختسملا صنلا مظعمو ،تياباجيم 4.45 وحن همجح ،CamScanner ـب ايئوض حوسمم PDF فلم :ةجلاعملا ةظحالم]</w:t>
+        <w:t>الممسوحة ضوئيا بـ CamScanner</w:t>
       </w:r>
     </w:p>
     <w:p>
@@ -115,20 +103,31 @@
           <w:b w:val="0"/>
           <w:i w:val="0"/>
         </w:rPr>
-        <w:t>.لدعلا ةرازول ةينورتكلإلا تامدخلا ربع ةقيثولا ةحص نم ققحتلا نكميو ،قيثوتلا تامدخو ينورتكلإلا ماظنلا نم ةقيثولا هذه تردص</w:t>
+        <w:t>[ملاحظة المعالجة: ملف PDF ممسوح ضوئيا بـ CamScanner، حجمه نحو 4.45 ميجابايت، ومعظم النص المستخرج عبارة عن عنوان "أسامة بن احمد بن عباس زيني" مكرر بترميز عربي معكوس عبر صفحات عديدة، مع عبارة "الممسوحة ضوئيا بـ CamScanner". الجزء ذو المحتوى الفعلي القابل للقراءة في نهاية المستند هو وثيقة وكالة إلكترونية صادرة عن وزارة العدل، نصها كالتالي:]</w:t>
       </w:r>
     </w:p>
     <w:p>
       <w:pPr>
+        <w:pStyle w:val="Heading2"/>
         <w:jc w:val="right"/>
         <w:bidi/>
       </w:pPr>
       <w:r>
-        <w:rPr>
-          <w:b w:val="0"/>
-          <w:i w:val="0"/>
-        </w:rPr>
-        <w:t>:فارطألا</w:t>
+        <w:t>[ترويسة / كليشة رسمية — معلومات متكررة] ===</w:t>
+        <w:br/>
+        <w:t>صدرت هذه الوثيقة من النظام الإلكتروني وخدمات التوثيق، ويمكن التحقق من صحة الوثيقة عبر الخدمات الإلكترونية لوزارة العدل.</w:t>
+      </w:r>
+    </w:p>
+    <w:p>
+      <w:pPr>
+        <w:pStyle w:val="Heading2"/>
+        <w:jc w:val="right"/>
+        <w:bidi/>
+      </w:pPr>
+      <w:r>
+        <w:t>[المتن الفعلي: الوقائع / الأسباب / المنطوق] ===</w:t>
+        <w:br/>
+        <w:t>الأطراف:</w:t>
       </w:r>
     </w:p>
     <w:p>
@@ -167,20 +166,7 @@
           <w:b w:val="0"/>
           <w:i w:val="0"/>
         </w:rPr>
-        <w:t>.كونبلا ةعجارم - يدوعسلا يبرعلا دقنلا ةسسؤم ةعجارم - رامثتسالا ةرازوو ةماعلا ةباينلا ةعجارم - ءاضقلل ىلعألا سلجملا ةعجارم - ةرامإلاو ةيقوقحلا ماكحألا ذيفنت ةرادإو ةيرادإلاو ةيئانجلا ثحابملا ةعجارم - اهعورفو ةراجتلاو ةيجراخلاو ةيلخادلاو لدعلا ةرازو ةعجارم - ىوعدلا ةلاحإ بلط - ضقن بلط - ةينيمأتلا تافلاخملاو تاعزانملا يف لصفلا ناجلو ةماعلا ةباينلاو (ملاظملا ناويد) ةيرادإلا مكاحملاو ةيعرشلا ةيبطلا ناجللاو ةيلامعلا ناجللاو ةيفرصملاو ةيلاملا تاعزانملا ضف ناجلو مكاحملا عيمج ةعجارم - ةيعرشلا تاعفارملا ماظن نم 232و 231 نيتداملا قيبطت بلط - لخادتلاو لاخدإلا بلط - يضاقتلا بلط - ماكحألا كوكص مالتسا - ةيعرشلا تاعفارملا ماظن نم 230 ةداملا قيبطت بلط - ماكحألا ذيفنتب ةبلاطملا - اهذافنو ماكحألا لوبق - فانئتسالا بلطو ماكحألا ىلع ضارتعالا - رظنلا ةداعإ سامتلا - ليدعتلا - ريوزتلاب نعطلا - عيقاوتلاو ماتخألاو طوطخلا راكنإ - هعفرو رفسلا نم عنملا بلط - ذيفنتلاو زجحلا رئاود ةعجارم - ذيفنتلاو زجحلا بلط - ميكحتلا بلط - نيمكحملاو ءاربخلا نييعت - ةبلاطملا حارتقاب نعطلا - اهيلع درلاو ىواعدلا عامس - ةعفادملاو ةعفارملا - ىواعدلا ةماقإو ةبلاطملا - مكاحملاو تابلاطملا حرجو ةباجإلا - اهيف نعطلاو تانيبلاو دوهشلا راضحإ - اهنع عانتمالاو اهدرو نيميلا بلط - ءاربإلا - لزانتلا - حلصلا - راكنإلا - رارقإلا - ميلستلاو مالتسالا - كلذ بلطتي اميف عيقوتلاو ةمزاللا تاءارجإلا عيمج ءاهنإو ةقالعلا تاذ تاهجلا عيمج ةعجارم - ريغلا ليكوت ليكولل قحي :(ةلاكولا) تايحالصلاو دونبلاو قاطنلا</w:t>
-      </w:r>
-    </w:p>
-    <w:p>
-      <w:pPr>
-        <w:jc w:val="right"/>
-        <w:bidi/>
-      </w:pPr>
-      <w:r>
-        <w:rPr>
-          <w:b w:val="0"/>
-          <w:i w:val="0"/>
-        </w:rPr>
-        <w:t>451560570 :ةلاكولا مقر - م2023/10/05 | ـه1445/03/20 :ةلاكولا رادصإ خيرات</w:t>
+        <w:t>النطاق والبنود والصلاحيات (الوكالة): يحق للوكيل توكيل الغير - مراجعة جميع الجهات ذات العلاقة وإنهاء جميع الإجراءات اللازمة والتوقيع فيما يتطلب ذلك - الاستلام والتسليم - الإقرار - الإنكار - الصلح - التنازل - الإبراء - طلب اليمين وردها والامتناع عنها - إحضار الشهود والبينات والطعن فيها - الإجابة وجرح المطالبات والمحاكم - المطالبة وإقامة الدعاوى - المرافعة والمدافعة - سماع الدعاوى والرد عليها - الطعن باقتراح المطالبة - تعيين الخبراء والمحكمين - طلب التحكيم - طلب الحجز والتنفيذ - مراجعة دوائر الحجز والتنفيذ - طلب المنع من السفر ورفعه - إنكار الخطوط والأختام والتواقيع - الطعن بالتزوير - التعديل - التماس إعادة النظر - الاعتراض على الأحكام وطلب الاستئناف - قبول الأحكام ونفاذها - المطالبة بتنفيذ الأحكام - طلب تطبيق المادة 230 من نظام المرافعات الشرعية - استلام صكوك الأحكام - طلب التقاضي - طلب الإدخال والتداخل - طلب تطبيق المادتين 231 و232 من نظام المرافعات الشرعية - مراجعة جميع المحاكم ولجان فض المنازعات المالية والمصرفية واللجان العمالية واللجان الطبية الشرعية والمحاكم الإدارية (ديوان المظالم) والنيابة العامة ولجان الفصل في المنازعات والمخالفات التأمينية - طلب نقض - طلب إحالة الدعوى - مراجعة وزارة العدل والداخلية والخارجية والتجارة وفروعها - مراجعة المباحث الجنائية والإدارية وإدارة تنفيذ الأحكام الحقوقية والإمارة - مراجعة المجلس الأعلى للقضاء - مراجعة النيابة العامة ووزارة الاستثمار - مراجعة مؤسسة النقد العربي السعودي - مراجعة البنوك.</w:t>
       </w:r>
     </w:p>
     <w:p>
@@ -192,7 +178,11 @@
       <w:r>
         <w:t>[بيانات الأطراف: المدعي / المدعى عليه / الحاضرون] ===</w:t>
         <w:br/>
+        <w:t>تاريخ إصدار الوكالة: 1445/03/20هـ | 2023/10/05م - رقم الوكالة: 451560570</w:t>
+        <w:br/>
         <w:t>تاريخ إنهاء الوكالة: 1446/03/20هـ | 2024/09/23م</w:t>
+        <w:br/>
+        <w:t>حالة الوكالة: معتمدة</w:t>
       </w:r>
     </w:p>
     <w:p>
@@ -203,8 +193,6 @@
       </w:pPr>
       <w:r>
         <w:t>[المتن الفعلي: الوقائع / الأسباب / المنطوق] ===</w:t>
-        <w:br/>
-        <w:t>ةدمتعم :ةلاكولا ةلاح</w:t>
         <w:br/>
         <w:t>ةينورتكلإلا تالاكولا تامدخ :ةلاكولا ردصم</w:t>
       </w:r>
@@ -230,7 +218,7 @@
       <w:r>
         <w:t>[المتن الفعلي: الوقائع / الأسباب / المنطوق] ===</w:t>
         <w:br/>
-        <w:t>[CamScanner. ةرابعو سوكعملا زيمرتلاب ناونعلل راركت دنتسملا يقاب .ةءارقلل لباقلا ىوتحملا ىهتنا]</w:t>
+        <w:t>[انتهى المحتوى القابل للقراءة. باقي المستند تكرار للعنوان بالترميز المعكوس وعبارة CamScanner.]</w:t>
       </w:r>
     </w:p>
     <w:sectPr>
